--- a/简历/秋招简历v0.5.docx
+++ b/简历/秋招简历v0.5.docx
@@ -409,8 +409,6 @@
           <w:lang w:val="en-US" w:eastAsia="zh-CN"/>
         </w:rPr>
       </w:pPr>
-      <w:bookmarkStart w:id="1" w:name="_GoBack"/>
-      <w:bookmarkEnd w:id="1"/>
       <w:r>
         <mc:AlternateContent>
           <mc:Choice Requires="wps">
@@ -1046,7 +1044,7 @@
           </mc:Choice>
           <mc:Fallback>
             <w:pict>
-              <v:shape id="文本框 2" o:spid="_x0000_s1026" o:spt="202" type="#_x0000_t202" style="position:absolute;left:0pt;margin-left:40.25pt;margin-top:659.3pt;height:82.9pt;width:509.7pt;mso-position-horizontal-relative:margin;z-index:-251639808;v-text-anchor:middle;mso-width-relative:page;mso-height-relative:page;" filled="f" stroked="f" coordsize="21600,21600" o:gfxdata="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">
+              <v:shape id="文本框 2" o:spid="_x0000_s1026" o:spt="202" type="#_x0000_t202" style="position:absolute;left:0pt;margin-left:40.25pt;margin-top:659.3pt;height:82.9pt;width:509.7pt;mso-position-horizontal-relative:margin;z-index:-251639808;v-text-anchor:middle;mso-width-relative:page;mso-height-relative:page;" filled="f" stroked="f" coordsize="21600,21600" o:gfxdata="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">
                 <v:fill on="f" focussize="0,0"/>
                 <v:stroke on="f" miterlimit="8" joinstyle="miter"/>
                 <v:imagedata o:title=""/>
@@ -1906,7 +1904,7 @@
           </mc:Choice>
           <mc:Fallback>
             <w:pict>
-              <v:group id="_x0000_s1026" o:spid="_x0000_s1026" o:spt="203" style="position:absolute;left:0pt;margin-left:28.8pt;margin-top:739.45pt;height:23.7pt;width:534pt;mso-position-horizontal-relative:margin;z-index:-251640832;mso-width-relative:page;mso-height-relative:page;" coordsize="6781800,302255" o:gfxdata="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">
+              <v:group id="_x0000_s1026" o:spid="_x0000_s1026" o:spt="203" style="position:absolute;left:0pt;margin-left:28.8pt;margin-top:739.45pt;height:23.7pt;width:534pt;mso-position-horizontal-relative:margin;z-index:-251640832;mso-width-relative:page;mso-height-relative:page;" coordsize="6781800,302255" o:gfxdata="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">
                 <o:lock v:ext="edit" aspectratio="f"/>
                 <v:group id="组合 81" o:spid="_x0000_s1026" o:spt="203" style="position:absolute;left:0;top:0;height:302255;width:1256665;" coordorigin="3,0" coordsize="1256004,418411" o:gfxdata="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">
                   <o:lock v:ext="edit" aspectratio="t"/>
@@ -2388,7 +2386,7 @@
           </mc:Choice>
           <mc:Fallback>
             <w:pict>
-              <v:group id="_x0000_s1026" o:spid="_x0000_s1026" o:spt="203" style="position:absolute;left:0pt;margin-left:29.1pt;margin-top:638.15pt;height:24.05pt;width:534.3pt;mso-position-horizontal-relative:margin;z-index:-251643904;mso-width-relative:page;mso-height-relative:page;" coordorigin="-3810,0" coordsize="6785610,306718" o:gfxdata="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">
+              <v:group id="_x0000_s1026" o:spid="_x0000_s1026" o:spt="203" style="position:absolute;left:0pt;margin-left:29.1pt;margin-top:638.15pt;height:24.05pt;width:534.3pt;mso-position-horizontal-relative:margin;z-index:-251643904;mso-width-relative:page;mso-height-relative:page;" coordorigin="-3810,0" coordsize="6785610,306718" o:gfxdata="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">
                 <o:lock v:ext="edit" aspectratio="f"/>
                 <v:group id="组合 81" o:spid="_x0000_s1026" o:spt="203" style="position:absolute;left:-3810;top:0;height:306718;width:1260475;" coordorigin="-3805,0" coordsize="1259812,424590" o:gfxdata="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">
                   <o:lock v:ext="edit" aspectratio="t"/>
@@ -2443,6 +2441,8 @@
           </mc:Fallback>
         </mc:AlternateContent>
       </w:r>
+      <w:bookmarkStart w:id="1" w:name="_GoBack"/>
+      <w:bookmarkEnd w:id="1"/>
       <w:r>
         <mc:AlternateContent>
           <mc:Choice Requires="wps">
@@ -2753,54 +2753,29 @@
                               <w:jc w:val="left"/>
                               <w:rPr>
                                 <w:rFonts w:hint="eastAsia" w:ascii="微软雅黑" w:hAnsi="微软雅黑" w:eastAsia="微软雅黑" w:cs="微软雅黑"/>
-                                <w:sz w:val="15"/>
-                                <w:szCs w:val="15"/>
-                              </w:rPr>
-                            </w:pPr>
-                            <w:r>
-                              <w:rPr>
-                                <w:rFonts w:hint="eastAsia" w:ascii="微软雅黑" w:hAnsi="微软雅黑" w:eastAsia="微软雅黑" w:cs="微软雅黑"/>
-                                <w:sz w:val="15"/>
-                                <w:szCs w:val="15"/>
-                              </w:rPr>
-                              <w:t>项目成果</w:t>
-                            </w:r>
-                            <w:r>
-                              <w:rPr>
-                                <w:rFonts w:hint="eastAsia" w:ascii="微软雅黑" w:hAnsi="微软雅黑" w:eastAsia="微软雅黑" w:cs="微软雅黑"/>
-                                <w:sz w:val="15"/>
-                                <w:szCs w:val="15"/>
-                                <w:lang w:eastAsia="zh-CN"/>
-                              </w:rPr>
-                              <w:t>：</w:t>
-                            </w:r>
-                            <w:r>
-                              <w:rPr>
-                                <w:rFonts w:hint="eastAsia" w:ascii="微软雅黑" w:hAnsi="微软雅黑" w:eastAsia="微软雅黑" w:cs="微软雅黑"/>
                                 <w:b/>
                                 <w:bCs/>
                                 <w:sz w:val="15"/>
                                 <w:szCs w:val="15"/>
-                                <w:lang w:val="en-US" w:eastAsia="zh-CN"/>
-                              </w:rPr>
-                              <w:t>1.</w:t>
-                            </w:r>
-                            <w:r>
-                              <w:rPr>
-                                <w:rFonts w:hint="eastAsia" w:ascii="微软雅黑" w:hAnsi="微软雅黑" w:eastAsia="微软雅黑" w:cs="微软雅黑"/>
-                                <w:sz w:val="15"/>
-                                <w:szCs w:val="15"/>
-                              </w:rPr>
-                              <w:t>落地 8 种可配置触觉反馈模式，</w:t>
-                            </w:r>
-                            <w:r>
-                              <w:rPr>
-                                <w:rFonts w:hint="eastAsia" w:ascii="微软雅黑" w:hAnsi="微软雅黑" w:eastAsia="微软雅黑" w:cs="微软雅黑"/>
-                                <w:sz w:val="15"/>
-                                <w:szCs w:val="15"/>
-                                <w:lang w:val="en-US" w:eastAsia="zh-CN"/>
-                              </w:rPr>
-                              <w:t>可通过</w:t>
+                                <w:lang w:eastAsia="zh-CN"/>
+                              </w:rPr>
+                            </w:pPr>
+                            <w:r>
+                              <w:rPr>
+                                <w:rFonts w:hint="eastAsia" w:ascii="微软雅黑" w:hAnsi="微软雅黑" w:eastAsia="微软雅黑" w:cs="微软雅黑"/>
+                                <w:sz w:val="15"/>
+                                <w:szCs w:val="15"/>
+                              </w:rPr>
+                              <w:t>项目成果</w:t>
+                            </w:r>
+                            <w:r>
+                              <w:rPr>
+                                <w:rFonts w:hint="eastAsia" w:ascii="微软雅黑" w:hAnsi="微软雅黑" w:eastAsia="微软雅黑" w:cs="微软雅黑"/>
+                                <w:sz w:val="15"/>
+                                <w:szCs w:val="15"/>
+                                <w:lang w:eastAsia="zh-CN"/>
+                              </w:rPr>
+                              <w:t>：</w:t>
                             </w:r>
                             <w:r>
                               <w:rPr>
@@ -2811,7 +2786,15 @@
                                 <w:szCs w:val="15"/>
                                 <w:lang w:val="en-US" w:eastAsia="zh-CN"/>
                               </w:rPr>
-                              <w:t>串口切换</w:t>
+                              <w:t>1.</w:t>
+                            </w:r>
+                            <w:r>
+                              <w:rPr>
+                                <w:rFonts w:hint="eastAsia" w:ascii="微软雅黑" w:hAnsi="微软雅黑" w:eastAsia="微软雅黑" w:cs="微软雅黑"/>
+                                <w:sz w:val="15"/>
+                                <w:szCs w:val="15"/>
+                              </w:rPr>
+                              <w:t>落地 8 种可配置触觉反馈模式，</w:t>
                             </w:r>
                             <w:r>
                               <w:rPr>
@@ -2820,15 +2803,7 @@
                                 <w:szCs w:val="15"/>
                                 <w:lang w:val="en-US" w:eastAsia="zh-CN"/>
                               </w:rPr>
-                              <w:t>，</w:t>
-                            </w:r>
-                            <w:r>
-                              <w:rPr>
-                                <w:rFonts w:hint="eastAsia" w:ascii="微软雅黑" w:hAnsi="微软雅黑" w:eastAsia="微软雅黑" w:cs="微软雅黑"/>
-                                <w:sz w:val="15"/>
-                                <w:szCs w:val="15"/>
-                              </w:rPr>
-                              <w:t>完成实验室场景全功能验证，在线调参功能使调试</w:t>
+                              <w:t>可通过</w:t>
                             </w:r>
                             <w:r>
                               <w:rPr>
@@ -2837,8 +2812,47 @@
                                 <w:bCs/>
                                 <w:sz w:val="15"/>
                                 <w:szCs w:val="15"/>
-                              </w:rPr>
-                              <w:t>效</w:t>
+                                <w:lang w:val="en-US" w:eastAsia="zh-CN"/>
+                              </w:rPr>
+                              <w:t>串口切换</w:t>
+                            </w:r>
+                            <w:r>
+                              <w:rPr>
+                                <w:rFonts w:hint="eastAsia" w:ascii="微软雅黑" w:hAnsi="微软雅黑" w:eastAsia="微软雅黑" w:cs="微软雅黑"/>
+                                <w:sz w:val="15"/>
+                                <w:szCs w:val="15"/>
+                                <w:lang w:val="en-US" w:eastAsia="zh-CN"/>
+                              </w:rPr>
+                              <w:t>，</w:t>
+                            </w:r>
+                            <w:r>
+                              <w:rPr>
+                                <w:rFonts w:hint="eastAsia" w:ascii="微软雅黑" w:hAnsi="微软雅黑" w:eastAsia="微软雅黑" w:cs="微软雅黑"/>
+                                <w:sz w:val="15"/>
+                                <w:szCs w:val="15"/>
+                              </w:rPr>
+                              <w:t>完成实验室场景全功能验证，在线调参功能使调试</w:t>
+                            </w:r>
+                            <w:r>
+                              <w:rPr>
+                                <w:rFonts w:hint="eastAsia" w:ascii="微软雅黑" w:hAnsi="微软雅黑" w:eastAsia="微软雅黑" w:cs="微软雅黑"/>
+                                <w:b/>
+                                <w:bCs/>
+                                <w:sz w:val="15"/>
+                                <w:szCs w:val="15"/>
+                              </w:rPr>
+                              <w:t xml:space="preserve">效率提升 60% </w:t>
+                            </w:r>
+                            <w:r>
+                              <w:rPr>
+                                <w:rFonts w:hint="eastAsia" w:ascii="微软雅黑" w:hAnsi="微软雅黑" w:eastAsia="微软雅黑" w:cs="微软雅黑"/>
+                                <w:b/>
+                                <w:bCs/>
+                                <w:sz w:val="15"/>
+                                <w:szCs w:val="15"/>
+                                <w:lang w:eastAsia="zh-CN"/>
+                              </w:rPr>
+                              <w:t>。</w:t>
                             </w:r>
                           </w:p>
                           <w:p>
@@ -2869,56 +2883,6 @@
                                 <w:lang w:eastAsia="zh-CN"/>
                               </w:rPr>
                             </w:pPr>
-                            <w:r>
-                              <w:rPr>
-                                <w:rFonts w:hint="eastAsia" w:ascii="微软雅黑" w:hAnsi="微软雅黑" w:eastAsia="微软雅黑" w:cs="微软雅黑"/>
-                                <w:b/>
-                                <w:bCs/>
-                                <w:sz w:val="15"/>
-                                <w:szCs w:val="15"/>
-                              </w:rPr>
-                              <w:t xml:space="preserve">率提升 60% </w:t>
-                            </w:r>
-                            <w:r>
-                              <w:rPr>
-                                <w:rFonts w:hint="eastAsia" w:ascii="微软雅黑" w:hAnsi="微软雅黑" w:eastAsia="微软雅黑" w:cs="微软雅黑"/>
-                                <w:b/>
-                                <w:bCs/>
-                                <w:sz w:val="15"/>
-                                <w:szCs w:val="15"/>
-                                <w:lang w:eastAsia="zh-CN"/>
-                              </w:rPr>
-                              <w:t>。</w:t>
-                            </w:r>
-                          </w:p>
-                          <w:p>
-                            <w:pPr>
-                              <w:keepNext w:val="0"/>
-                              <w:keepLines w:val="0"/>
-                              <w:widowControl/>
-                              <w:numPr>
-                                <w:ilvl w:val="0"/>
-                                <w:numId w:val="0"/>
-                              </w:numPr>
-                              <w:suppressLineNumbers w:val="0"/>
-                              <w:pBdr>
-                                <w:top w:val="none" w:color="auto" w:sz="0" w:space="0"/>
-                                <w:left w:val="none" w:color="auto" w:sz="0" w:space="0"/>
-                                <w:bottom w:val="none" w:color="auto" w:sz="0" w:space="0"/>
-                                <w:right w:val="none" w:color="auto" w:sz="0" w:space="0"/>
-                              </w:pBdr>
-                              <w:spacing w:before="0" w:beforeAutospacing="0" w:after="0" w:afterAutospacing="0" w:line="240" w:lineRule="atLeast"/>
-                              <w:ind w:leftChars="0" w:right="0" w:rightChars="0"/>
-                              <w:jc w:val="left"/>
-                              <w:rPr>
-                                <w:rFonts w:hint="eastAsia" w:ascii="微软雅黑" w:hAnsi="微软雅黑" w:eastAsia="微软雅黑" w:cs="微软雅黑"/>
-                                <w:b/>
-                                <w:bCs/>
-                                <w:sz w:val="15"/>
-                                <w:szCs w:val="15"/>
-                                <w:lang w:eastAsia="zh-CN"/>
-                              </w:rPr>
-                            </w:pPr>
                           </w:p>
                           <w:p>
                             <w:pPr>
@@ -3223,7 +3187,7 @@
           </mc:Choice>
           <mc:Fallback>
             <w:pict>
-              <v:shape id="文本框 2" o:spid="_x0000_s1026" o:spt="202" type="#_x0000_t202" style="position:absolute;left:0pt;margin-left:39.85pt;margin-top:555.5pt;height:112.6pt;width:515.6pt;mso-position-horizontal-relative:margin;mso-position-vertical-relative:page;z-index:-251623424;v-text-anchor:middle;mso-width-relative:page;mso-height-relative:page;" filled="f" stroked="f" coordsize="21600,21600" o:gfxdata="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">
+              <v:shape id="文本框 2" o:spid="_x0000_s1026" o:spt="202" type="#_x0000_t202" style="position:absolute;left:0pt;margin-left:39.85pt;margin-top:555.5pt;height:112.6pt;width:515.6pt;mso-position-horizontal-relative:margin;mso-position-vertical-relative:page;z-index:-251623424;v-text-anchor:middle;mso-width-relative:page;mso-height-relative:page;" filled="f" stroked="f" coordsize="21600,21600" o:gfxdata="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">
                 <v:fill on="f" focussize="0,0"/>
                 <v:stroke on="f" miterlimit="8" joinstyle="miter"/>
                 <v:imagedata o:title=""/>
@@ -3501,54 +3465,29 @@
                         <w:jc w:val="left"/>
                         <w:rPr>
                           <w:rFonts w:hint="eastAsia" w:ascii="微软雅黑" w:hAnsi="微软雅黑" w:eastAsia="微软雅黑" w:cs="微软雅黑"/>
-                          <w:sz w:val="15"/>
-                          <w:szCs w:val="15"/>
-                        </w:rPr>
-                      </w:pPr>
-                      <w:r>
-                        <w:rPr>
-                          <w:rFonts w:hint="eastAsia" w:ascii="微软雅黑" w:hAnsi="微软雅黑" w:eastAsia="微软雅黑" w:cs="微软雅黑"/>
-                          <w:sz w:val="15"/>
-                          <w:szCs w:val="15"/>
-                        </w:rPr>
-                        <w:t>项目成果</w:t>
-                      </w:r>
-                      <w:r>
-                        <w:rPr>
-                          <w:rFonts w:hint="eastAsia" w:ascii="微软雅黑" w:hAnsi="微软雅黑" w:eastAsia="微软雅黑" w:cs="微软雅黑"/>
-                          <w:sz w:val="15"/>
-                          <w:szCs w:val="15"/>
-                          <w:lang w:eastAsia="zh-CN"/>
-                        </w:rPr>
-                        <w:t>：</w:t>
-                      </w:r>
-                      <w:r>
-                        <w:rPr>
-                          <w:rFonts w:hint="eastAsia" w:ascii="微软雅黑" w:hAnsi="微软雅黑" w:eastAsia="微软雅黑" w:cs="微软雅黑"/>
                           <w:b/>
                           <w:bCs/>
                           <w:sz w:val="15"/>
                           <w:szCs w:val="15"/>
-                          <w:lang w:val="en-US" w:eastAsia="zh-CN"/>
-                        </w:rPr>
-                        <w:t>1.</w:t>
-                      </w:r>
-                      <w:r>
-                        <w:rPr>
-                          <w:rFonts w:hint="eastAsia" w:ascii="微软雅黑" w:hAnsi="微软雅黑" w:eastAsia="微软雅黑" w:cs="微软雅黑"/>
-                          <w:sz w:val="15"/>
-                          <w:szCs w:val="15"/>
-                        </w:rPr>
-                        <w:t>落地 8 种可配置触觉反馈模式，</w:t>
-                      </w:r>
-                      <w:r>
-                        <w:rPr>
-                          <w:rFonts w:hint="eastAsia" w:ascii="微软雅黑" w:hAnsi="微软雅黑" w:eastAsia="微软雅黑" w:cs="微软雅黑"/>
-                          <w:sz w:val="15"/>
-                          <w:szCs w:val="15"/>
-                          <w:lang w:val="en-US" w:eastAsia="zh-CN"/>
-                        </w:rPr>
-                        <w:t>可通过</w:t>
+                          <w:lang w:eastAsia="zh-CN"/>
+                        </w:rPr>
+                      </w:pPr>
+                      <w:r>
+                        <w:rPr>
+                          <w:rFonts w:hint="eastAsia" w:ascii="微软雅黑" w:hAnsi="微软雅黑" w:eastAsia="微软雅黑" w:cs="微软雅黑"/>
+                          <w:sz w:val="15"/>
+                          <w:szCs w:val="15"/>
+                        </w:rPr>
+                        <w:t>项目成果</w:t>
+                      </w:r>
+                      <w:r>
+                        <w:rPr>
+                          <w:rFonts w:hint="eastAsia" w:ascii="微软雅黑" w:hAnsi="微软雅黑" w:eastAsia="微软雅黑" w:cs="微软雅黑"/>
+                          <w:sz w:val="15"/>
+                          <w:szCs w:val="15"/>
+                          <w:lang w:eastAsia="zh-CN"/>
+                        </w:rPr>
+                        <w:t>：</w:t>
                       </w:r>
                       <w:r>
                         <w:rPr>
@@ -3559,7 +3498,15 @@
                           <w:szCs w:val="15"/>
                           <w:lang w:val="en-US" w:eastAsia="zh-CN"/>
                         </w:rPr>
-                        <w:t>串口切换</w:t>
+                        <w:t>1.</w:t>
+                      </w:r>
+                      <w:r>
+                        <w:rPr>
+                          <w:rFonts w:hint="eastAsia" w:ascii="微软雅黑" w:hAnsi="微软雅黑" w:eastAsia="微软雅黑" w:cs="微软雅黑"/>
+                          <w:sz w:val="15"/>
+                          <w:szCs w:val="15"/>
+                        </w:rPr>
+                        <w:t>落地 8 种可配置触觉反馈模式，</w:t>
                       </w:r>
                       <w:r>
                         <w:rPr>
@@ -3568,15 +3515,7 @@
                           <w:szCs w:val="15"/>
                           <w:lang w:val="en-US" w:eastAsia="zh-CN"/>
                         </w:rPr>
-                        <w:t>，</w:t>
-                      </w:r>
-                      <w:r>
-                        <w:rPr>
-                          <w:rFonts w:hint="eastAsia" w:ascii="微软雅黑" w:hAnsi="微软雅黑" w:eastAsia="微软雅黑" w:cs="微软雅黑"/>
-                          <w:sz w:val="15"/>
-                          <w:szCs w:val="15"/>
-                        </w:rPr>
-                        <w:t>完成实验室场景全功能验证，在线调参功能使调试</w:t>
+                        <w:t>可通过</w:t>
                       </w:r>
                       <w:r>
                         <w:rPr>
@@ -3585,47 +3524,36 @@
                           <w:bCs/>
                           <w:sz w:val="15"/>
                           <w:szCs w:val="15"/>
-                        </w:rPr>
-                        <w:t>效</w:t>
-                      </w:r>
-                    </w:p>
-                    <w:p>
-                      <w:pPr>
-                        <w:keepNext w:val="0"/>
-                        <w:keepLines w:val="0"/>
-                        <w:widowControl/>
-                        <w:numPr>
-                          <w:ilvl w:val="0"/>
-                          <w:numId w:val="0"/>
-                        </w:numPr>
-                        <w:suppressLineNumbers w:val="0"/>
-                        <w:pBdr>
-                          <w:top w:val="none" w:color="auto" w:sz="0" w:space="0"/>
-                          <w:left w:val="none" w:color="auto" w:sz="0" w:space="0"/>
-                          <w:bottom w:val="none" w:color="auto" w:sz="0" w:space="0"/>
-                          <w:right w:val="none" w:color="auto" w:sz="0" w:space="0"/>
-                        </w:pBdr>
-                        <w:spacing w:before="0" w:beforeAutospacing="0" w:after="0" w:afterAutospacing="0" w:line="240" w:lineRule="atLeast"/>
-                        <w:ind w:leftChars="0" w:right="0" w:rightChars="0"/>
-                        <w:jc w:val="left"/>
+                          <w:lang w:val="en-US" w:eastAsia="zh-CN"/>
+                        </w:rPr>
+                        <w:t>串口切换</w:t>
+                      </w:r>
+                      <w:r>
+                        <w:rPr>
+                          <w:rFonts w:hint="eastAsia" w:ascii="微软雅黑" w:hAnsi="微软雅黑" w:eastAsia="微软雅黑" w:cs="微软雅黑"/>
+                          <w:sz w:val="15"/>
+                          <w:szCs w:val="15"/>
+                          <w:lang w:val="en-US" w:eastAsia="zh-CN"/>
+                        </w:rPr>
+                        <w:t>，</w:t>
+                      </w:r>
+                      <w:r>
+                        <w:rPr>
+                          <w:rFonts w:hint="eastAsia" w:ascii="微软雅黑" w:hAnsi="微软雅黑" w:eastAsia="微软雅黑" w:cs="微软雅黑"/>
+                          <w:sz w:val="15"/>
+                          <w:szCs w:val="15"/>
+                        </w:rPr>
+                        <w:t>完成实验室场景全功能验证，在线调参功能使调试</w:t>
+                      </w:r>
+                      <w:r>
                         <w:rPr>
                           <w:rFonts w:hint="eastAsia" w:ascii="微软雅黑" w:hAnsi="微软雅黑" w:eastAsia="微软雅黑" w:cs="微软雅黑"/>
                           <w:b/>
                           <w:bCs/>
                           <w:sz w:val="15"/>
                           <w:szCs w:val="15"/>
-                          <w:lang w:eastAsia="zh-CN"/>
-                        </w:rPr>
-                      </w:pPr>
-                      <w:r>
-                        <w:rPr>
-                          <w:rFonts w:hint="eastAsia" w:ascii="微软雅黑" w:hAnsi="微软雅黑" w:eastAsia="微软雅黑" w:cs="微软雅黑"/>
-                          <w:b/>
-                          <w:bCs/>
-                          <w:sz w:val="15"/>
-                          <w:szCs w:val="15"/>
-                        </w:rPr>
-                        <w:t xml:space="preserve">率提升 60% </w:t>
+                        </w:rPr>
+                        <w:t xml:space="preserve">效率提升 60% </w:t>
                       </w:r>
                       <w:r>
                         <w:rPr>
@@ -4369,7 +4297,7 @@
                                 <w:sz w:val="15"/>
                                 <w:szCs w:val="15"/>
                               </w:rPr>
-                              <w:t>项目成果</w:t>
+                              <w:t>项目成果：</w:t>
                             </w:r>
                             <w:r>
                               <w:rPr>
@@ -4383,8 +4311,9 @@
                                 <w:spacing w:val="0"/>
                                 <w:sz w:val="15"/>
                                 <w:szCs w:val="15"/>
-                              </w:rPr>
-                              <w:t>：</w:t>
+                                <w:lang w:val="en-US" w:eastAsia="zh-CN"/>
+                              </w:rPr>
+                              <w:t>1.</w:t>
                             </w:r>
                             <w:r>
                               <w:rPr>
@@ -4398,39 +4327,8 @@
                                 <w:spacing w:val="0"/>
                                 <w:sz w:val="15"/>
                                 <w:szCs w:val="15"/>
-                                <w:lang w:val="en-US" w:eastAsia="zh-CN"/>
-                              </w:rPr>
-                              <w:t>1.</w:t>
-                            </w:r>
-                            <w:r>
-                              <w:rPr>
-                                <w:rFonts w:hint="eastAsia" w:ascii="微软雅黑" w:hAnsi="微软雅黑" w:eastAsia="微软雅黑" w:cs="微软雅黑"/>
-                                <w:b/>
-                                <w:bCs/>
-                                <w:i w:val="0"/>
-                                <w:iCs w:val="0"/>
-                                <w:caps w:val="0"/>
-                                <w:color w:val="333333"/>
-                                <w:spacing w:val="0"/>
-                                <w:sz w:val="15"/>
-                                <w:szCs w:val="15"/>
-                              </w:rPr>
-                              <w:t>C</w:t>
-                            </w:r>
-                            <w:r>
-                              <w:rPr>
-                                <w:rFonts w:hint="eastAsia" w:ascii="微软雅黑" w:hAnsi="微软雅黑" w:eastAsia="微软雅黑" w:cs="微软雅黑"/>
-                                <w:b/>
-                                <w:bCs/>
-                                <w:i w:val="0"/>
-                                <w:iCs w:val="0"/>
-                                <w:caps w:val="0"/>
-                                <w:color w:val="333333"/>
-                                <w:spacing w:val="0"/>
-                                <w:sz w:val="15"/>
-                                <w:szCs w:val="15"/>
-                              </w:rPr>
-                              <w:t>AN</w:t>
+                              </w:rPr>
+                              <w:t>CAN</w:t>
                             </w:r>
                             <w:r>
                               <w:rPr>
@@ -4650,7 +4548,7 @@
           </mc:Choice>
           <mc:Fallback>
             <w:pict>
-              <v:shape id="文本框 2" o:spid="_x0000_s1026" o:spt="202" type="#_x0000_t202" style="position:absolute;left:0pt;margin-left:40.1pt;margin-top:419.5pt;height:124.65pt;width:529.65pt;z-index:-251629568;v-text-anchor:middle;mso-width-relative:page;mso-height-relative:page;" filled="f" stroked="f" coordsize="21600,21600" o:gfxdata="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">
+              <v:shape id="文本框 2" o:spid="_x0000_s1026" o:spt="202" type="#_x0000_t202" style="position:absolute;left:0pt;margin-left:40.1pt;margin-top:419.5pt;height:124.65pt;width:529.65pt;z-index:-251629568;v-text-anchor:middle;mso-width-relative:page;mso-height-relative:page;" filled="f" stroked="f" coordsize="21600,21600" o:gfxdata="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">
                 <v:fill on="f" focussize="0,0"/>
                 <v:stroke on="f" miterlimit="8" joinstyle="miter"/>
                 <v:imagedata o:title=""/>
@@ -5022,7 +4920,7 @@
                           <w:sz w:val="15"/>
                           <w:szCs w:val="15"/>
                         </w:rPr>
-                        <w:t>项目成果</w:t>
+                        <w:t>项目成果：</w:t>
                       </w:r>
                       <w:r>
                         <w:rPr>
@@ -5036,8 +4934,9 @@
                           <w:spacing w:val="0"/>
                           <w:sz w:val="15"/>
                           <w:szCs w:val="15"/>
-                        </w:rPr>
-                        <w:t>：</w:t>
+                          <w:lang w:val="en-US" w:eastAsia="zh-CN"/>
+                        </w:rPr>
+                        <w:t>1.</w:t>
                       </w:r>
                       <w:r>
                         <w:rPr>
@@ -5051,39 +4950,8 @@
                           <w:spacing w:val="0"/>
                           <w:sz w:val="15"/>
                           <w:szCs w:val="15"/>
-                          <w:lang w:val="en-US" w:eastAsia="zh-CN"/>
-                        </w:rPr>
-                        <w:t>1.</w:t>
-                      </w:r>
-                      <w:r>
-                        <w:rPr>
-                          <w:rFonts w:hint="eastAsia" w:ascii="微软雅黑" w:hAnsi="微软雅黑" w:eastAsia="微软雅黑" w:cs="微软雅黑"/>
-                          <w:b/>
-                          <w:bCs/>
-                          <w:i w:val="0"/>
-                          <w:iCs w:val="0"/>
-                          <w:caps w:val="0"/>
-                          <w:color w:val="333333"/>
-                          <w:spacing w:val="0"/>
-                          <w:sz w:val="15"/>
-                          <w:szCs w:val="15"/>
-                        </w:rPr>
-                        <w:t>C</w:t>
-                      </w:r>
-                      <w:r>
-                        <w:rPr>
-                          <w:rFonts w:hint="eastAsia" w:ascii="微软雅黑" w:hAnsi="微软雅黑" w:eastAsia="微软雅黑" w:cs="微软雅黑"/>
-                          <w:b/>
-                          <w:bCs/>
-                          <w:i w:val="0"/>
-                          <w:iCs w:val="0"/>
-                          <w:caps w:val="0"/>
-                          <w:color w:val="333333"/>
-                          <w:spacing w:val="0"/>
-                          <w:sz w:val="15"/>
-                          <w:szCs w:val="15"/>
-                        </w:rPr>
-                        <w:t>AN</w:t>
+                        </w:rPr>
+                        <w:t>CAN</w:t>
                       </w:r>
                       <w:r>
                         <w:rPr>
@@ -5582,7 +5450,7 @@
           </mc:Choice>
           <mc:Fallback>
             <w:pict>
-              <v:group id="组合 39" o:spid="_x0000_s1026" o:spt="203" style="position:absolute;left:0pt;margin-left:29.95pt;margin-top:399.75pt;height:26.5pt;width:534.9pt;mso-position-horizontal-relative:margin;z-index:-251633664;mso-width-relative:page;mso-height-relative:page;" coordorigin="-11430,-53566" coordsize="6793230,337965" o:gfxdata="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">
+              <v:group id="组合 39" o:spid="_x0000_s1026" o:spt="203" style="position:absolute;left:0pt;margin-left:29.95pt;margin-top:399.75pt;height:26.5pt;width:534.9pt;mso-position-horizontal-relative:margin;z-index:-251633664;mso-width-relative:page;mso-height-relative:page;" coordorigin="-11430,-53566" coordsize="6793230,337965" o:gfxdata="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">
                 <o:lock v:ext="edit" aspectratio="f"/>
                 <v:group id="组合 81" o:spid="_x0000_s1026" o:spt="203" style="position:absolute;left:-11430;top:-53566;height:337965;width:1264285;" coordorigin="-11421,-74152" coordsize="1263620,467845" o:gfxdata="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">
                   <o:lock v:ext="edit" aspectratio="t"/>
@@ -5737,20 +5605,7 @@
                                 <w:szCs w:val="15"/>
                                 <w:lang w:val="en-US" w:eastAsia="zh-CN"/>
                               </w:rPr>
-                              <w:t>：</w:t>
-                            </w:r>
-                            <w:r>
-                              <w:rPr>
-                                <w:rFonts w:hint="eastAsia" w:ascii="微软雅黑" w:hAnsi="微软雅黑" w:eastAsia="微软雅黑" w:cs="宋体"/>
-                                <w:b w:val="0"/>
-                                <w:bCs w:val="0"/>
-                                <w:color w:val="auto"/>
-                                <w:kern w:val="0"/>
-                                <w:sz w:val="15"/>
-                                <w:szCs w:val="15"/>
-                                <w:lang w:val="en-US" w:eastAsia="zh-CN"/>
-                              </w:rPr>
-                              <w:t>深圳大学</w:t>
+                              <w:t>：深圳大学</w:t>
                             </w:r>
                             <w:r>
                               <w:rPr>
@@ -5994,7 +5849,7 @@
           </mc:Choice>
           <mc:Fallback>
             <w:pict>
-              <v:shape id="文本框 2" o:spid="_x0000_s1026" o:spt="202" type="#_x0000_t202" style="position:absolute;left:0pt;margin-left:39.1pt;margin-top:159.55pt;height:55pt;width:506.25pt;mso-position-horizontal-relative:margin;mso-position-vertical-relative:page;z-index:-251646976;v-text-anchor:middle;mso-width-relative:page;mso-height-relative:page;" filled="f" stroked="f" coordsize="21600,21600" o:gfxdata="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">
+              <v:shape id="文本框 2" o:spid="_x0000_s1026" o:spt="202" type="#_x0000_t202" style="position:absolute;left:0pt;margin-left:39.1pt;margin-top:159.55pt;height:55pt;width:506.25pt;mso-position-horizontal-relative:margin;mso-position-vertical-relative:page;z-index:-251646976;v-text-anchor:middle;mso-width-relative:page;mso-height-relative:page;" filled="f" stroked="f" coordsize="21600,21600" o:gfxdata="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">
                 <v:fill on="f" focussize="0,0"/>
                 <v:stroke on="f" miterlimit="8" joinstyle="miter"/>
                 <v:imagedata o:title=""/>
@@ -6040,20 +5895,7 @@
                           <w:szCs w:val="15"/>
                           <w:lang w:val="en-US" w:eastAsia="zh-CN"/>
                         </w:rPr>
-                        <w:t>：</w:t>
-                      </w:r>
-                      <w:r>
-                        <w:rPr>
-                          <w:rFonts w:hint="eastAsia" w:ascii="微软雅黑" w:hAnsi="微软雅黑" w:eastAsia="微软雅黑" w:cs="宋体"/>
-                          <w:b w:val="0"/>
-                          <w:bCs w:val="0"/>
-                          <w:color w:val="auto"/>
-                          <w:kern w:val="0"/>
-                          <w:sz w:val="15"/>
-                          <w:szCs w:val="15"/>
-                          <w:lang w:val="en-US" w:eastAsia="zh-CN"/>
-                        </w:rPr>
-                        <w:t>深圳大学</w:t>
+                        <w:t>：深圳大学</w:t>
                       </w:r>
                       <w:r>
                         <w:rPr>
@@ -6872,23 +6714,7 @@
                                 <w:szCs w:val="15"/>
                                 <w:lang w:val="en-US" w:eastAsia="zh-CN"/>
                               </w:rPr>
-                              <w:t>1.</w:t>
-                            </w:r>
-                            <w:r>
-                              <w:rPr>
-                                <w:rFonts w:hint="eastAsia" w:ascii="微软雅黑" w:hAnsi="微软雅黑" w:eastAsia="微软雅黑" w:cs="微软雅黑"/>
-                                <w:b/>
-                                <w:bCs/>
-                                <w:i w:val="0"/>
-                                <w:iCs w:val="0"/>
-                                <w:caps w:val="0"/>
-                                <w:color w:val="333333"/>
-                                <w:spacing w:val="0"/>
-                                <w:sz w:val="15"/>
-                                <w:szCs w:val="15"/>
-                                <w:lang w:val="en-US" w:eastAsia="zh-CN"/>
-                              </w:rPr>
-                              <w:t>外设板驱动开发</w:t>
+                              <w:t>1.外设板驱动开发</w:t>
                             </w:r>
                             <w:r>
                               <w:rPr>
@@ -7488,7 +7314,7 @@
           </mc:Choice>
           <mc:Fallback>
             <w:pict>
-              <v:shape id="文本框 2" o:spid="_x0000_s1026" o:spt="202" type="#_x0000_t202" style="position:absolute;left:0pt;margin-left:39.15pt;margin-top:194.35pt;height:209.95pt;width:508.5pt;mso-position-horizontal-relative:margin;z-index:-251637760;v-text-anchor:middle;mso-width-relative:page;mso-height-relative:page;" filled="f" stroked="f" coordsize="21600,21600" o:gfxdata="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">
+              <v:shape id="文本框 2" o:spid="_x0000_s1026" o:spt="202" type="#_x0000_t202" style="position:absolute;left:0pt;margin-left:39.15pt;margin-top:194.35pt;height:209.95pt;width:508.5pt;mso-position-horizontal-relative:margin;z-index:-251637760;v-text-anchor:middle;mso-width-relative:page;mso-height-relative:page;" filled="f" stroked="f" coordsize="21600,21600" o:gfxdata="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">
                 <v:fill on="f" focussize="0,0"/>
                 <v:stroke on="f" miterlimit="8" joinstyle="miter"/>
                 <v:imagedata o:title=""/>
@@ -8037,23 +7863,7 @@
                           <w:szCs w:val="15"/>
                           <w:lang w:val="en-US" w:eastAsia="zh-CN"/>
                         </w:rPr>
-                        <w:t>1.</w:t>
-                      </w:r>
-                      <w:r>
-                        <w:rPr>
-                          <w:rFonts w:hint="eastAsia" w:ascii="微软雅黑" w:hAnsi="微软雅黑" w:eastAsia="微软雅黑" w:cs="微软雅黑"/>
-                          <w:b/>
-                          <w:bCs/>
-                          <w:i w:val="0"/>
-                          <w:iCs w:val="0"/>
-                          <w:caps w:val="0"/>
-                          <w:color w:val="333333"/>
-                          <w:spacing w:val="0"/>
-                          <w:sz w:val="15"/>
-                          <w:szCs w:val="15"/>
-                          <w:lang w:val="en-US" w:eastAsia="zh-CN"/>
-                        </w:rPr>
-                        <w:t>外设板驱动开发</w:t>
+                        <w:t>1.外设板驱动开发</w:t>
                       </w:r>
                       <w:r>
                         <w:rPr>
